--- a/zaini_case_audit_output/outputs/word/documents/052_التماس الشيخ أسامة ـ 29-04-1447.docx
+++ b/zaini_case_audit_output/outputs/word/documents/052_التماس الشيخ أسامة ـ 29-04-1447.docx
@@ -182,7 +182,7 @@
           <w:b w:val="0"/>
           <w:i w:val="0"/>
         </w:rPr>
-        <w:t>أسامھ بن احمد بن عبا</w:t>
+        <w:t>ابع نب دمحا نب ھماسأ</w:t>
       </w:r>
     </w:p>
     <w:p>
@@ -195,7 +195,7 @@
           <w:b w:val="0"/>
           <w:i w:val="0"/>
         </w:rPr>
-        <w:t>أسامھ بن احمد بن عبا</w:t>
+        <w:t>ابع نب دمحا نب ھماسأ</w:t>
       </w:r>
     </w:p>
     <w:p>
@@ -312,7 +312,7 @@
           <w:b w:val="0"/>
           <w:i w:val="0"/>
         </w:rPr>
-        <w:t>أسامھ بن احمد بن عبا</w:t>
+        <w:t>ابع نب دمحا نب ھماسأ</w:t>
       </w:r>
     </w:p>
     <w:p>
@@ -325,7 +325,7 @@
           <w:b w:val="0"/>
           <w:i w:val="0"/>
         </w:rPr>
-        <w:t>أسامھ بن احمد بن عبا</w:t>
+        <w:t>ابع نب دمحا نب ھماسأ</w:t>
       </w:r>
     </w:p>
     <w:p>
@@ -429,7 +429,7 @@
           <w:b w:val="0"/>
           <w:i w:val="0"/>
         </w:rPr>
-        <w:t>أسامھ بن احمد بن عبا</w:t>
+        <w:t>ابع نب دمحا نب ھماسأ</w:t>
       </w:r>
     </w:p>
     <w:p>
@@ -442,7 +442,7 @@
           <w:b w:val="0"/>
           <w:i w:val="0"/>
         </w:rPr>
-        <w:t>أسامھ بن احمد بن عبا</w:t>
+        <w:t>ابع نب دمحا نب ھماسأ</w:t>
       </w:r>
     </w:p>
     <w:p>
@@ -559,7 +559,7 @@
           <w:b w:val="0"/>
           <w:i w:val="0"/>
         </w:rPr>
-        <w:t>أسامھ بن احمد بن عبا</w:t>
+        <w:t>ابع نب دمحا نب ھماسأ</w:t>
       </w:r>
     </w:p>
     <w:p>
@@ -572,7 +572,7 @@
           <w:b w:val="0"/>
           <w:i w:val="0"/>
         </w:rPr>
-        <w:t>أسامھ بن احمد بن عبا</w:t>
+        <w:t>ابع نب دمحا نب ھماسأ</w:t>
       </w:r>
     </w:p>
     <w:p>
@@ -689,7 +689,7 @@
           <w:b w:val="0"/>
           <w:i w:val="0"/>
         </w:rPr>
-        <w:t>أسامھ بن احمد بن عبا</w:t>
+        <w:t>ابع نب دمحا نب ھماسأ</w:t>
       </w:r>
     </w:p>
     <w:p>
@@ -702,7 +702,7 @@
           <w:b w:val="0"/>
           <w:i w:val="0"/>
         </w:rPr>
-        <w:t>أسامھ بن احمد بن عبا</w:t>
+        <w:t>ابع نب دمحا نب ھماسأ</w:t>
       </w:r>
     </w:p>
     <w:p>
@@ -819,7 +819,7 @@
           <w:b w:val="0"/>
           <w:i w:val="0"/>
         </w:rPr>
-        <w:t>أسامھ بن احمد بن عبا</w:t>
+        <w:t>ابع نب دمحا نب ھماسأ</w:t>
       </w:r>
     </w:p>
     <w:p>
@@ -832,7 +832,7 @@
           <w:b w:val="0"/>
           <w:i w:val="0"/>
         </w:rPr>
-        <w:t>أسامھ بن احمد بن عبا</w:t>
+        <w:t>ابع نب دمحا نب ھماسأ</w:t>
       </w:r>
     </w:p>
     <w:sectPr>

--- a/zaini_case_audit_output/outputs/word/documents/052_التماس الشيخ أسامة ـ 29-04-1447.docx
+++ b/zaini_case_audit_output/outputs/word/documents/052_التماس الشيخ أسامة ـ 29-04-1447.docx
@@ -70,14 +70,13 @@
     <w:p/>
     <w:p>
       <w:pPr>
+        <w:pStyle w:val="Heading2"/>
         <w:jc w:val="right"/>
         <w:bidi/>
       </w:pPr>
       <w:r>
-        <w:rPr>
-          <w:b w:val="0"/>
-          <w:i w:val="0"/>
-        </w:rPr>
+        <w:t>[نص الضبط / الحكم — المتن الفعلي] ===</w:t>
+        <w:br/>
         <w:t>أسامھ بن احمد بن عباس زيني</w:t>
       </w:r>
     </w:p>

--- a/zaini_case_audit_output/outputs/word/documents/052_التماس الشيخ أسامة ـ 29-04-1447.docx
+++ b/zaini_case_audit_output/outputs/word/documents/052_التماس الشيخ أسامة ـ 29-04-1447.docx
@@ -75,7 +75,7 @@
         <w:bidi/>
       </w:pPr>
       <w:r>
-        <w:t>[نص الضبط / الحكم — المتن الفعلي] ===</w:t>
+        <w:t>[المتن الفعلي: الوقائع / الأسباب / المنطوق] ===</w:t>
         <w:br/>
         <w:t>أسامھ بن احمد بن عباس زيني</w:t>
       </w:r>

--- a/zaini_case_audit_output/outputs/word/documents/052_التماس الشيخ أسامة ـ 29-04-1447.docx
+++ b/zaini_case_audit_output/outputs/word/documents/052_التماس الشيخ أسامة ـ 29-04-1447.docx
@@ -181,7 +181,7 @@
           <w:b w:val="0"/>
           <w:i w:val="0"/>
         </w:rPr>
-        <w:t>ابع نب دمحا نب ھماسأ</w:t>
+        <w:t>أسامھ بن احمد بن عبا</w:t>
       </w:r>
     </w:p>
     <w:p>
@@ -194,7 +194,7 @@
           <w:b w:val="0"/>
           <w:i w:val="0"/>
         </w:rPr>
-        <w:t>ابع نب دمحا نب ھماسأ</w:t>
+        <w:t>أسامھ بن احمد بن عبا</w:t>
       </w:r>
     </w:p>
     <w:p>
@@ -311,7 +311,7 @@
           <w:b w:val="0"/>
           <w:i w:val="0"/>
         </w:rPr>
-        <w:t>ابع نب دمحا نب ھماسأ</w:t>
+        <w:t>أسامھ بن احمد بن عبا</w:t>
       </w:r>
     </w:p>
     <w:p>
@@ -324,7 +324,7 @@
           <w:b w:val="0"/>
           <w:i w:val="0"/>
         </w:rPr>
-        <w:t>ابع نب دمحا نب ھماسأ</w:t>
+        <w:t>أسامھ بن احمد بن عبا</w:t>
       </w:r>
     </w:p>
     <w:p>
@@ -428,7 +428,7 @@
           <w:b w:val="0"/>
           <w:i w:val="0"/>
         </w:rPr>
-        <w:t>ابع نب دمحا نب ھماسأ</w:t>
+        <w:t>أسامھ بن احمد بن عبا</w:t>
       </w:r>
     </w:p>
     <w:p>
@@ -441,7 +441,7 @@
           <w:b w:val="0"/>
           <w:i w:val="0"/>
         </w:rPr>
-        <w:t>ابع نب دمحا نب ھماسأ</w:t>
+        <w:t>أسامھ بن احمد بن عبا</w:t>
       </w:r>
     </w:p>
     <w:p>
@@ -558,7 +558,7 @@
           <w:b w:val="0"/>
           <w:i w:val="0"/>
         </w:rPr>
-        <w:t>ابع نب دمحا نب ھماسأ</w:t>
+        <w:t>أسامھ بن احمد بن عبا</w:t>
       </w:r>
     </w:p>
     <w:p>
@@ -571,7 +571,7 @@
           <w:b w:val="0"/>
           <w:i w:val="0"/>
         </w:rPr>
-        <w:t>ابع نب دمحا نب ھماسأ</w:t>
+        <w:t>أسامھ بن احمد بن عبا</w:t>
       </w:r>
     </w:p>
     <w:p>
@@ -688,7 +688,7 @@
           <w:b w:val="0"/>
           <w:i w:val="0"/>
         </w:rPr>
-        <w:t>ابع نب دمحا نب ھماسأ</w:t>
+        <w:t>أسامھ بن احمد بن عبا</w:t>
       </w:r>
     </w:p>
     <w:p>
@@ -701,7 +701,7 @@
           <w:b w:val="0"/>
           <w:i w:val="0"/>
         </w:rPr>
-        <w:t>ابع نب دمحا نب ھماسأ</w:t>
+        <w:t>أسامھ بن احمد بن عبا</w:t>
       </w:r>
     </w:p>
     <w:p>
@@ -818,7 +818,7 @@
           <w:b w:val="0"/>
           <w:i w:val="0"/>
         </w:rPr>
-        <w:t>ابع نب دمحا نب ھماسأ</w:t>
+        <w:t>أسامھ بن احمد بن عبا</w:t>
       </w:r>
     </w:p>
     <w:p>
@@ -831,7 +831,7 @@
           <w:b w:val="0"/>
           <w:i w:val="0"/>
         </w:rPr>
-        <w:t>ابع نب دمحا نب ھماسأ</w:t>
+        <w:t>أسامھ بن احمد بن عبا</w:t>
       </w:r>
     </w:p>
     <w:sectPr>
